--- a/resumen-videos/resultados/TC_01_Boton_emergencia_y_botonera_gantry/TC_01_Boton_emergencia_y_botonera_gantry.docx
+++ b/resumen-videos/resultados/TC_01_Boton_emergencia_y_botonera_gantry/TC_01_Boton_emergencia_y_botonera_gantry.docx
@@ -4,7 +4,7 @@
   <w:body>
     <w:p>
       <w:pPr>
-        <w:spacing w:before="1191" w:after="0" w:line="240" w:lineRule="auto"/>
+        <w:spacing w:before="2189" w:after="0" w:line="240" w:lineRule="auto"/>
         <w:ind w:left="850" w:right="850"/>
       </w:pPr>
       <w:r>
@@ -213,7 +213,7 @@
           <w:bottom w:val="single" w:sz="4" w:space="2" w:color="BBBBBB"/>
         </w:pBdr>
         <w:tabs>
-          <w:tab w:pos="15704" w:val="right"/>
+          <w:tab w:pos="10772" w:val="right"/>
         </w:tabs>
         <w:spacing w:before="0" w:after="80" w:line="192" w:lineRule="exact"/>
       </w:pPr>
@@ -265,8 +265,8 @@
         <w:tblLook w:firstColumn="1" w:firstRow="1" w:lastColumn="0" w:lastRow="0" w:noHBand="0" w:noVBand="1" w:val="04A0"/>
       </w:tblPr>
       <w:tblGrid>
-        <w:gridCol w:w="7852"/>
-        <w:gridCol w:w="7852"/>
+        <w:gridCol w:w="5386"/>
+        <w:gridCol w:w="5386"/>
       </w:tblGrid>
       <w:tr>
         <w:trPr>
@@ -274,7 +274,7 @@
         </w:trPr>
         <w:tc>
           <w:tcPr>
-            <w:tcW w:type="dxa" w:w="13890"/>
+            <w:tcW w:type="dxa" w:w="8957"/>
           </w:tcPr>
           <w:p>
             <w:pPr>
@@ -304,7 +304,7 @@
         </w:trPr>
         <w:tc>
           <w:tcPr>
-            <w:tcW w:type="dxa" w:w="13890"/>
+            <w:tcW w:type="dxa" w:w="8957"/>
           </w:tcPr>
           <w:p>
             <w:pPr>
@@ -352,7 +352,7 @@
         </w:trPr>
         <w:tc>
           <w:tcPr>
-            <w:tcW w:type="dxa" w:w="13890"/>
+            <w:tcW w:type="dxa" w:w="8957"/>
           </w:tcPr>
           <w:p>
             <w:pPr>
@@ -389,7 +389,7 @@
                 <w:sz w:val="20"/>
               </w:rPr>
               <w:tab/>
-              <w:t>00:27 · pág. 3</w:t>
+              <w:t>00:27 · pág. 4</w:t>
             </w:r>
           </w:p>
         </w:tc>
@@ -400,7 +400,7 @@
         </w:trPr>
         <w:tc>
           <w:tcPr>
-            <w:tcW w:type="dxa" w:w="13890"/>
+            <w:tcW w:type="dxa" w:w="8957"/>
           </w:tcPr>
           <w:p>
             <w:pPr>
@@ -437,7 +437,7 @@
                 <w:sz w:val="20"/>
               </w:rPr>
               <w:tab/>
-              <w:t>00:46 · pág. 4</w:t>
+              <w:t>00:46 · pág. 5</w:t>
             </w:r>
           </w:p>
         </w:tc>
@@ -448,7 +448,7 @@
         </w:trPr>
         <w:tc>
           <w:tcPr>
-            <w:tcW w:type="dxa" w:w="13890"/>
+            <w:tcW w:type="dxa" w:w="8957"/>
           </w:tcPr>
           <w:p>
             <w:pPr>
@@ -478,7 +478,7 @@
         </w:trPr>
         <w:tc>
           <w:tcPr>
-            <w:tcW w:type="dxa" w:w="13890"/>
+            <w:tcW w:type="dxa" w:w="8957"/>
           </w:tcPr>
           <w:p>
             <w:pPr>
@@ -515,7 +515,7 @@
                 <w:sz w:val="20"/>
               </w:rPr>
               <w:tab/>
-              <w:t>01:15 · pág. 4</w:t>
+              <w:t>01:15 · pág. 6</w:t>
             </w:r>
           </w:p>
         </w:tc>
@@ -526,7 +526,7 @@
         </w:trPr>
         <w:tc>
           <w:tcPr>
-            <w:tcW w:type="dxa" w:w="13890"/>
+            <w:tcW w:type="dxa" w:w="8957"/>
           </w:tcPr>
           <w:p>
             <w:pPr>
@@ -563,7 +563,7 @@
                 <w:sz w:val="20"/>
               </w:rPr>
               <w:tab/>
-              <w:t>01:55 · pág. 5</w:t>
+              <w:t>01:55 · pág. 7</w:t>
             </w:r>
           </w:p>
         </w:tc>
@@ -574,7 +574,7 @@
         </w:trPr>
         <w:tc>
           <w:tcPr>
-            <w:tcW w:type="dxa" w:w="13890"/>
+            <w:tcW w:type="dxa" w:w="8957"/>
           </w:tcPr>
           <w:p>
             <w:pPr>
@@ -611,7 +611,7 @@
                 <w:sz w:val="20"/>
               </w:rPr>
               <w:tab/>
-              <w:t>02:04 · pág. 5</w:t>
+              <w:t>02:04 · pág. 8</w:t>
             </w:r>
           </w:p>
         </w:tc>
@@ -622,7 +622,7 @@
         </w:trPr>
         <w:tc>
           <w:tcPr>
-            <w:tcW w:type="dxa" w:w="13890"/>
+            <w:tcW w:type="dxa" w:w="8957"/>
           </w:tcPr>
           <w:p>
             <w:pPr>
@@ -659,7 +659,7 @@
                 <w:sz w:val="20"/>
               </w:rPr>
               <w:tab/>
-              <w:t>02:10 · pág. 6</w:t>
+              <w:t>02:10 · pág. 9</w:t>
             </w:r>
           </w:p>
         </w:tc>
@@ -670,7 +670,7 @@
         </w:trPr>
         <w:tc>
           <w:tcPr>
-            <w:tcW w:type="dxa" w:w="13890"/>
+            <w:tcW w:type="dxa" w:w="8957"/>
           </w:tcPr>
           <w:p>
             <w:pPr>
@@ -707,7 +707,7 @@
                 <w:sz w:val="20"/>
               </w:rPr>
               <w:tab/>
-              <w:t>02:35 · pág. 6</w:t>
+              <w:t>02:35 · pág. 10</w:t>
             </w:r>
           </w:p>
         </w:tc>
@@ -718,7 +718,7 @@
         </w:trPr>
         <w:tc>
           <w:tcPr>
-            <w:tcW w:type="dxa" w:w="13890"/>
+            <w:tcW w:type="dxa" w:w="8957"/>
           </w:tcPr>
           <w:p>
             <w:pPr>
@@ -755,7 +755,7 @@
                 <w:sz w:val="20"/>
               </w:rPr>
               <w:tab/>
-              <w:t>02:51 · pág. 7</w:t>
+              <w:t>02:51 · pág. 11</w:t>
             </w:r>
           </w:p>
         </w:tc>
@@ -766,7 +766,7 @@
         </w:trPr>
         <w:tc>
           <w:tcPr>
-            <w:tcW w:type="dxa" w:w="13890"/>
+            <w:tcW w:type="dxa" w:w="8957"/>
           </w:tcPr>
           <w:p>
             <w:pPr>
@@ -803,7 +803,7 @@
                 <w:sz w:val="20"/>
               </w:rPr>
               <w:tab/>
-              <w:t>03:51 · pág. 7</w:t>
+              <w:t>03:51 · pág. 12</w:t>
             </w:r>
           </w:p>
         </w:tc>
@@ -814,7 +814,7 @@
         </w:trPr>
         <w:tc>
           <w:tcPr>
-            <w:tcW w:type="dxa" w:w="13890"/>
+            <w:tcW w:type="dxa" w:w="8957"/>
           </w:tcPr>
           <w:p>
             <w:pPr>
@@ -851,7 +851,7 @@
                 <w:sz w:val="20"/>
               </w:rPr>
               <w:tab/>
-              <w:t>04:01 · pág. 8</w:t>
+              <w:t>04:01 · pág. 13</w:t>
             </w:r>
           </w:p>
         </w:tc>
@@ -862,7 +862,7 @@
         </w:trPr>
         <w:tc>
           <w:tcPr>
-            <w:tcW w:type="dxa" w:w="13890"/>
+            <w:tcW w:type="dxa" w:w="8957"/>
           </w:tcPr>
           <w:p>
             <w:pPr>
@@ -892,7 +892,7 @@
         </w:trPr>
         <w:tc>
           <w:tcPr>
-            <w:tcW w:type="dxa" w:w="13890"/>
+            <w:tcW w:type="dxa" w:w="8957"/>
           </w:tcPr>
           <w:p>
             <w:pPr>
@@ -929,7 +929,7 @@
                 <w:sz w:val="20"/>
               </w:rPr>
               <w:tab/>
-              <w:t>05:14 · pág. 8</w:t>
+              <w:t>05:14 · pág. 14</w:t>
             </w:r>
           </w:p>
         </w:tc>
@@ -937,12 +937,24 @@
     </w:tbl>
     <w:p>
       <w:pPr>
-        <w:pageBreakBefore/>
+        <w:sectPr>
+          <w:footerReference w:type="default" r:id="rId9"/>
+          <w:pgSz w:w="11906" w:h="16838"/>
+          <w:pgMar w:top="567" w:right="567" w:bottom="567" w:left="567" w:header="283" w:footer="283" w:gutter="0"/>
+          <w:cols w:space="720"/>
+          <w:titlePg/>
+          <w:docGrid w:linePitch="360"/>
+        </w:sectPr>
+      </w:pPr>
+    </w:p>
+    <w:p>
+      <w:pPr>
+        <w:pageBreakBefore w:val="0"/>
         <w:pBdr>
           <w:bottom w:val="single" w:sz="4" w:space="2" w:color="BBBBBB"/>
         </w:pBdr>
         <w:tabs>
-          <w:tab w:pos="15704" w:val="right"/>
+          <w:tab w:pos="10772" w:val="right"/>
         </w:tabs>
         <w:spacing w:before="0" w:after="80" w:line="192" w:lineRule="exact"/>
       </w:pPr>
@@ -963,7 +975,7 @@
           <w:sz w:val="16"/>
         </w:rPr>
         <w:tab/>
-        <w:t>Pasos 1–2 de 12</w:t>
+        <w:t>Paso 1 de 12</w:t>
       </w:r>
     </w:p>
     <w:tbl>
@@ -980,16 +992,15 @@
         <w:tblLook w:firstColumn="1" w:firstRow="1" w:lastColumn="0" w:lastRow="0" w:noHBand="0" w:noVBand="1" w:val="04A0"/>
       </w:tblPr>
       <w:tblGrid>
-        <w:gridCol w:w="7852"/>
-        <w:gridCol w:w="7852"/>
+        <w:gridCol w:w="10772"/>
       </w:tblGrid>
       <w:tr>
         <w:trPr>
-          <w:trHeight w:val="10148" w:hRule="exact"/>
+          <w:trHeight w:val="15080" w:hRule="exact"/>
         </w:trPr>
         <w:tc>
           <w:tcPr>
-            <w:tcW w:type="dxa" w:w="7710"/>
+            <w:tcW w:type="dxa" w:w="10772"/>
             <w:vAlign w:val="top"/>
           </w:tcPr>
           <w:p>
@@ -1006,7 +1017,7 @@
               </w:rPr>
               <w:drawing>
                 <wp:inline xmlns:a="http://schemas.openxmlformats.org/drawingml/2006/main" xmlns:pic="http://schemas.openxmlformats.org/drawingml/2006/picture">
-                  <wp:extent cx="3081701" cy="5478580"/>
+                  <wp:extent cx="4697718" cy="8351499"/>
                   <wp:docPr id="1" name="Picture 1"/>
                   <wp:cNvGraphicFramePr>
                     <a:graphicFrameLocks noChangeAspect="1"/>
@@ -1027,7 +1038,7 @@
                         <pic:spPr>
                           <a:xfrm>
                             <a:off x="0" y="0"/>
-                            <a:ext cx="3081701" cy="5478580"/>
+                            <a:ext cx="4697718" cy="8351499"/>
                           </a:xfrm>
                           <a:prstGeom prst="rect"/>
                         </pic:spPr>
@@ -1040,50 +1051,113 @@
           </w:p>
           <w:p>
             <w:pPr>
-              <w:spacing w:before="0" w:after="20" w:line="204" w:lineRule="exact"/>
+              <w:spacing w:before="0" w:after="20" w:line="216" w:lineRule="exact"/>
             </w:pPr>
             <w:r>
               <w:rPr>
                 <w:b w:val="0"/>
                 <w:i w:val="0"/>
                 <w:color w:val="666666"/>
-                <w:sz w:val="17"/>
+                <w:sz w:val="18"/>
               </w:rPr>
               <w:t>PASO 1 · SEGURIDAD Y APAGADO · 00:01</w:t>
             </w:r>
           </w:p>
           <w:p>
             <w:pPr>
-              <w:spacing w:before="0" w:after="20" w:line="312" w:lineRule="exact"/>
+              <w:spacing w:before="0" w:after="20" w:line="360" w:lineRule="exact"/>
             </w:pPr>
             <w:r>
               <w:rPr>
                 <w:b/>
                 <w:i w:val="0"/>
                 <w:color w:val="111111"/>
-                <w:sz w:val="26"/>
+                <w:sz w:val="30"/>
               </w:rPr>
               <w:t>Botón de parada de emergencia</w:t>
             </w:r>
           </w:p>
           <w:p>
             <w:pPr>
-              <w:spacing w:before="0" w:after="0" w:line="252" w:lineRule="exact"/>
+              <w:spacing w:before="0" w:after="0" w:line="276" w:lineRule="exact"/>
             </w:pPr>
             <w:r>
               <w:rPr>
                 <w:b w:val="0"/>
                 <w:i w:val="0"/>
                 <w:color w:val="222222"/>
-                <w:sz w:val="21"/>
+                <w:sz w:val="23"/>
               </w:rPr>
               <w:t>Se muestra el botón rojo de parada de emergencia en el gantry para quitar la energía eléctrica de la camilla y el gantry en caso de riesgo.</w:t>
             </w:r>
           </w:p>
         </w:tc>
+      </w:tr>
+    </w:tbl>
+    <w:p>
+      <w:pPr>
+        <w:sectPr>
+          <w:pgSz w:w="11906" w:h="16838"/>
+          <w:pgMar w:top="567" w:right="567" w:bottom="567" w:left="567" w:header="283" w:footer="283" w:gutter="0"/>
+          <w:cols w:space="720"/>
+          <w:docGrid w:linePitch="360"/>
+        </w:sectPr>
+      </w:pPr>
+    </w:p>
+    <w:p>
+      <w:pPr>
+        <w:pageBreakBefore w:val="0"/>
+        <w:pBdr>
+          <w:bottom w:val="single" w:sz="4" w:space="2" w:color="BBBBBB"/>
+        </w:pBdr>
+        <w:tabs>
+          <w:tab w:pos="10772" w:val="right"/>
+        </w:tabs>
+        <w:spacing w:before="0" w:after="80" w:line="192" w:lineRule="exact"/>
+      </w:pPr>
+      <w:r>
+        <w:rPr>
+          <w:b w:val="0"/>
+          <w:i w:val="0"/>
+          <w:color w:val="666666"/>
+          <w:sz w:val="16"/>
+        </w:rPr>
+        <w:t>Operacion y control de tomografo Canon</w:t>
+      </w:r>
+      <w:r>
+        <w:rPr>
+          <w:b w:val="0"/>
+          <w:i w:val="0"/>
+          <w:color w:val="666666"/>
+          <w:sz w:val="16"/>
+        </w:rPr>
+        <w:tab/>
+        <w:t>Paso 2 de 12</w:t>
+      </w:r>
+    </w:p>
+    <w:tbl>
+      <w:tblPr>
+        <w:tblW w:type="auto" w:w="0"/>
+        <w:jc w:val="center"/>
+        <w:tblLayout w:type="fixed"/>
+        <w:tblCellMar>
+          <w:top w:w="28" w:type="dxa"/>
+          <w:left w:w="85" w:type="dxa"/>
+          <w:bottom w:w="0" w:type="dxa"/>
+          <w:right w:w="85" w:type="dxa"/>
+        </w:tblCellMar>
+        <w:tblLook w:firstColumn="1" w:firstRow="1" w:lastColumn="0" w:lastRow="0" w:noHBand="0" w:noVBand="1" w:val="04A0"/>
+      </w:tblPr>
+      <w:tblGrid>
+        <w:gridCol w:w="10772"/>
+      </w:tblGrid>
+      <w:tr>
+        <w:trPr>
+          <w:trHeight w:val="15080" w:hRule="exact"/>
+        </w:trPr>
         <w:tc>
           <w:tcPr>
-            <w:tcW w:type="dxa" w:w="7710"/>
+            <w:tcW w:type="dxa" w:w="10772"/>
             <w:vAlign w:val="top"/>
           </w:tcPr>
           <w:p>
@@ -1100,7 +1174,7 @@
               </w:rPr>
               <w:drawing>
                 <wp:inline xmlns:a="http://schemas.openxmlformats.org/drawingml/2006/main" xmlns:pic="http://schemas.openxmlformats.org/drawingml/2006/picture">
-                  <wp:extent cx="3081701" cy="5478580"/>
+                  <wp:extent cx="4697718" cy="8351499"/>
                   <wp:docPr id="2" name="Picture 2"/>
                   <wp:cNvGraphicFramePr>
                     <a:graphicFrameLocks noChangeAspect="1"/>
@@ -1121,7 +1195,7 @@
                         <pic:spPr>
                           <a:xfrm>
                             <a:off x="0" y="0"/>
-                            <a:ext cx="3081701" cy="5478580"/>
+                            <a:ext cx="4697718" cy="8351499"/>
                           </a:xfrm>
                           <a:prstGeom prst="rect"/>
                         </pic:spPr>
@@ -1134,42 +1208,42 @@
           </w:p>
           <w:p>
             <w:pPr>
-              <w:spacing w:before="0" w:after="20" w:line="204" w:lineRule="exact"/>
+              <w:spacing w:before="0" w:after="20" w:line="216" w:lineRule="exact"/>
             </w:pPr>
             <w:r>
               <w:rPr>
                 <w:b w:val="0"/>
                 <w:i w:val="0"/>
                 <w:color w:val="666666"/>
-                <w:sz w:val="17"/>
+                <w:sz w:val="18"/>
               </w:rPr>
               <w:t>PASO 2 · SEGURIDAD Y APAGADO · 00:27</w:t>
             </w:r>
           </w:p>
           <w:p>
             <w:pPr>
-              <w:spacing w:before="0" w:after="20" w:line="312" w:lineRule="exact"/>
+              <w:spacing w:before="0" w:after="20" w:line="360" w:lineRule="exact"/>
             </w:pPr>
             <w:r>
               <w:rPr>
                 <w:b/>
                 <w:i w:val="0"/>
                 <w:color w:val="111111"/>
-                <w:sz w:val="26"/>
+                <w:sz w:val="30"/>
               </w:rPr>
               <w:t>Recuperar energia tras parada emergencia</w:t>
             </w:r>
           </w:p>
           <w:p>
             <w:pPr>
-              <w:spacing w:before="0" w:after="0" w:line="252" w:lineRule="exact"/>
+              <w:spacing w:before="0" w:after="0" w:line="276" w:lineRule="exact"/>
             </w:pPr>
             <w:r>
               <w:rPr>
                 <w:b w:val="0"/>
                 <w:i w:val="0"/>
                 <w:color w:val="222222"/>
-                <w:sz w:val="21"/>
+                <w:sz w:val="23"/>
               </w:rPr>
               <w:t>Para restaurar la energia tras presionar el boton de parada, se debe realizar un apagado por software (shutdown), esperar 1 minuto y encender.</w:t>
             </w:r>
@@ -1179,12 +1253,22 @@
     </w:tbl>
     <w:p>
       <w:pPr>
-        <w:pageBreakBefore/>
+        <w:sectPr>
+          <w:pgSz w:w="11906" w:h="16838"/>
+          <w:pgMar w:top="567" w:right="567" w:bottom="567" w:left="567" w:header="283" w:footer="283" w:gutter="0"/>
+          <w:cols w:space="720"/>
+          <w:docGrid w:linePitch="360"/>
+        </w:sectPr>
+      </w:pPr>
+    </w:p>
+    <w:p>
+      <w:pPr>
+        <w:pageBreakBefore w:val="0"/>
         <w:pBdr>
           <w:bottom w:val="single" w:sz="4" w:space="2" w:color="BBBBBB"/>
         </w:pBdr>
         <w:tabs>
-          <w:tab w:pos="15704" w:val="right"/>
+          <w:tab w:pos="10772" w:val="right"/>
         </w:tabs>
         <w:spacing w:before="0" w:after="80" w:line="192" w:lineRule="exact"/>
       </w:pPr>
@@ -1205,7 +1289,7 @@
           <w:sz w:val="16"/>
         </w:rPr>
         <w:tab/>
-        <w:t>Pasos 3–4 de 12</w:t>
+        <w:t>Paso 3 de 12</w:t>
       </w:r>
     </w:p>
     <w:tbl>
@@ -1222,16 +1306,15 @@
         <w:tblLook w:firstColumn="1" w:firstRow="1" w:lastColumn="0" w:lastRow="0" w:noHBand="0" w:noVBand="1" w:val="04A0"/>
       </w:tblPr>
       <w:tblGrid>
-        <w:gridCol w:w="7852"/>
-        <w:gridCol w:w="7852"/>
+        <w:gridCol w:w="10772"/>
       </w:tblGrid>
       <w:tr>
         <w:trPr>
-          <w:trHeight w:val="10148" w:hRule="exact"/>
+          <w:trHeight w:val="15080" w:hRule="exact"/>
         </w:trPr>
         <w:tc>
           <w:tcPr>
-            <w:tcW w:type="dxa" w:w="7710"/>
+            <w:tcW w:type="dxa" w:w="10772"/>
             <w:vAlign w:val="top"/>
           </w:tcPr>
           <w:p>
@@ -1248,7 +1331,7 @@
               </w:rPr>
               <w:drawing>
                 <wp:inline xmlns:a="http://schemas.openxmlformats.org/drawingml/2006/main" xmlns:pic="http://schemas.openxmlformats.org/drawingml/2006/picture">
-                  <wp:extent cx="3081701" cy="5478580"/>
+                  <wp:extent cx="4697718" cy="8351499"/>
                   <wp:docPr id="3" name="Picture 3"/>
                   <wp:cNvGraphicFramePr>
                     <a:graphicFrameLocks noChangeAspect="1"/>
@@ -1269,7 +1352,7 @@
                         <pic:spPr>
                           <a:xfrm>
                             <a:off x="0" y="0"/>
-                            <a:ext cx="3081701" cy="5478580"/>
+                            <a:ext cx="4697718" cy="8351499"/>
                           </a:xfrm>
                           <a:prstGeom prst="rect"/>
                         </pic:spPr>
@@ -1282,50 +1365,113 @@
           </w:p>
           <w:p>
             <w:pPr>
-              <w:spacing w:before="0" w:after="20" w:line="204" w:lineRule="exact"/>
+              <w:spacing w:before="0" w:after="20" w:line="216" w:lineRule="exact"/>
             </w:pPr>
             <w:r>
               <w:rPr>
                 <w:b w:val="0"/>
                 <w:i w:val="0"/>
                 <w:color w:val="666666"/>
-                <w:sz w:val="17"/>
+                <w:sz w:val="18"/>
               </w:rPr>
               <w:t>PASO 3 · SEGURIDAD Y APAGADO · 00:46</w:t>
             </w:r>
           </w:p>
           <w:p>
             <w:pPr>
-              <w:spacing w:before="0" w:after="20" w:line="312" w:lineRule="exact"/>
+              <w:spacing w:before="0" w:after="20" w:line="360" w:lineRule="exact"/>
             </w:pPr>
             <w:r>
               <w:rPr>
                 <w:b/>
                 <w:i w:val="0"/>
                 <w:color w:val="111111"/>
-                <w:sz w:val="26"/>
+                <w:sz w:val="30"/>
               </w:rPr>
               <w:t>Ubicación de botones de parada</w:t>
             </w:r>
           </w:p>
           <w:p>
             <w:pPr>
-              <w:spacing w:before="0" w:after="0" w:line="252" w:lineRule="exact"/>
+              <w:spacing w:before="0" w:after="0" w:line="276" w:lineRule="exact"/>
             </w:pPr>
             <w:r>
               <w:rPr>
                 <w:b w:val="0"/>
                 <w:i w:val="0"/>
                 <w:color w:val="222222"/>
-                <w:sz w:val="21"/>
+                <w:sz w:val="23"/>
               </w:rPr>
               <w:t>El equipo cuenta con cuatro botones de parada de emergencia distribuidos en el gantry (dos frontales y dos traseros espejo) y uno en el teclado.</w:t>
             </w:r>
           </w:p>
         </w:tc>
+      </w:tr>
+    </w:tbl>
+    <w:p>
+      <w:pPr>
+        <w:sectPr>
+          <w:pgSz w:w="11906" w:h="16838"/>
+          <w:pgMar w:top="567" w:right="567" w:bottom="567" w:left="567" w:header="283" w:footer="283" w:gutter="0"/>
+          <w:cols w:space="720"/>
+          <w:docGrid w:linePitch="360"/>
+        </w:sectPr>
+      </w:pPr>
+    </w:p>
+    <w:p>
+      <w:pPr>
+        <w:pageBreakBefore w:val="0"/>
+        <w:pBdr>
+          <w:bottom w:val="single" w:sz="4" w:space="2" w:color="BBBBBB"/>
+        </w:pBdr>
+        <w:tabs>
+          <w:tab w:pos="10772" w:val="right"/>
+        </w:tabs>
+        <w:spacing w:before="0" w:after="80" w:line="192" w:lineRule="exact"/>
+      </w:pPr>
+      <w:r>
+        <w:rPr>
+          <w:b w:val="0"/>
+          <w:i w:val="0"/>
+          <w:color w:val="666666"/>
+          <w:sz w:val="16"/>
+        </w:rPr>
+        <w:t>Operacion y control de tomografo Canon</w:t>
+      </w:r>
+      <w:r>
+        <w:rPr>
+          <w:b w:val="0"/>
+          <w:i w:val="0"/>
+          <w:color w:val="666666"/>
+          <w:sz w:val="16"/>
+        </w:rPr>
+        <w:tab/>
+        <w:t>Paso 4 de 12</w:t>
+      </w:r>
+    </w:p>
+    <w:tbl>
+      <w:tblPr>
+        <w:tblW w:type="auto" w:w="0"/>
+        <w:jc w:val="center"/>
+        <w:tblLayout w:type="fixed"/>
+        <w:tblCellMar>
+          <w:top w:w="28" w:type="dxa"/>
+          <w:left w:w="85" w:type="dxa"/>
+          <w:bottom w:w="0" w:type="dxa"/>
+          <w:right w:w="85" w:type="dxa"/>
+        </w:tblCellMar>
+        <w:tblLook w:firstColumn="1" w:firstRow="1" w:lastColumn="0" w:lastRow="0" w:noHBand="0" w:noVBand="1" w:val="04A0"/>
+      </w:tblPr>
+      <w:tblGrid>
+        <w:gridCol w:w="10772"/>
+      </w:tblGrid>
+      <w:tr>
+        <w:trPr>
+          <w:trHeight w:val="15080" w:hRule="exact"/>
+        </w:trPr>
         <w:tc>
           <w:tcPr>
-            <w:tcW w:type="dxa" w:w="7710"/>
+            <w:tcW w:type="dxa" w:w="10772"/>
             <w:vAlign w:val="top"/>
           </w:tcPr>
           <w:p>
@@ -1342,7 +1488,7 @@
               </w:rPr>
               <w:drawing>
                 <wp:inline xmlns:a="http://schemas.openxmlformats.org/drawingml/2006/main" xmlns:pic="http://schemas.openxmlformats.org/drawingml/2006/picture">
-                  <wp:extent cx="3081701" cy="5478580"/>
+                  <wp:extent cx="4697718" cy="8351499"/>
                   <wp:docPr id="4" name="Picture 4"/>
                   <wp:cNvGraphicFramePr>
                     <a:graphicFrameLocks noChangeAspect="1"/>
@@ -1363,7 +1509,7 @@
                         <pic:spPr>
                           <a:xfrm>
                             <a:off x="0" y="0"/>
-                            <a:ext cx="3081701" cy="5478580"/>
+                            <a:ext cx="4697718" cy="8351499"/>
                           </a:xfrm>
                           <a:prstGeom prst="rect"/>
                         </pic:spPr>
@@ -1376,44 +1522,44 @@
           </w:p>
           <w:p>
             <w:pPr>
-              <w:spacing w:before="0" w:after="20" w:line="204" w:lineRule="exact"/>
+              <w:spacing w:before="0" w:after="20" w:line="216" w:lineRule="exact"/>
             </w:pPr>
             <w:r>
               <w:rPr>
                 <w:b w:val="0"/>
                 <w:i w:val="0"/>
                 <w:color w:val="666666"/>
-                <w:sz w:val="17"/>
+                <w:sz w:val="18"/>
               </w:rPr>
               <w:t>PASO 4 · POSICIONAMIENTO · 01:15</w:t>
             </w:r>
           </w:p>
           <w:p>
             <w:pPr>
-              <w:spacing w:before="0" w:after="20" w:line="312" w:lineRule="exact"/>
+              <w:spacing w:before="0" w:after="20" w:line="360" w:lineRule="exact"/>
             </w:pPr>
             <w:r>
               <w:rPr>
                 <w:b/>
                 <w:i w:val="0"/>
                 <w:color w:val="111111"/>
-                <w:sz w:val="26"/>
+                <w:sz w:val="30"/>
               </w:rPr>
               <w:t>Mover lateralmente la camilla mecánicamente</w:t>
             </w:r>
           </w:p>
           <w:p>
             <w:pPr>
-              <w:spacing w:before="0" w:after="0" w:line="252" w:lineRule="exact"/>
+              <w:spacing w:before="0" w:after="0" w:line="276" w:lineRule="exact"/>
             </w:pPr>
             <w:r>
               <w:rPr>
                 <w:b w:val="0"/>
                 <w:i w:val="0"/>
                 <w:color w:val="222222"/>
-                <w:sz w:val="21"/>
+                <w:sz w:val="23"/>
               </w:rPr>
-              <w:t>Uso de los botones inferiores en el panel para desplazar lateralmente la camilla (+/- 85 mm hacia la derecha o izquierda) para centrar al paciente.</w:t>
+              <w:t>Uso de los botones inferiores en el panel para desplazar lateralmente la camilla (+/- 85 mm hacia la derecha o izquierda) para centrar al paciente. En pantalla se lee -236.0, +1135.5 y 0.0.</w:t>
             </w:r>
           </w:p>
         </w:tc>
@@ -1421,12 +1567,22 @@
     </w:tbl>
     <w:p>
       <w:pPr>
-        <w:pageBreakBefore/>
+        <w:sectPr>
+          <w:pgSz w:w="11906" w:h="16838"/>
+          <w:pgMar w:top="567" w:right="567" w:bottom="567" w:left="567" w:header="283" w:footer="283" w:gutter="0"/>
+          <w:cols w:space="720"/>
+          <w:docGrid w:linePitch="360"/>
+        </w:sectPr>
+      </w:pPr>
+    </w:p>
+    <w:p>
+      <w:pPr>
+        <w:pageBreakBefore w:val="0"/>
         <w:pBdr>
           <w:bottom w:val="single" w:sz="4" w:space="2" w:color="BBBBBB"/>
         </w:pBdr>
         <w:tabs>
-          <w:tab w:pos="15704" w:val="right"/>
+          <w:tab w:pos="10772" w:val="right"/>
         </w:tabs>
         <w:spacing w:before="0" w:after="80" w:line="192" w:lineRule="exact"/>
       </w:pPr>
@@ -1447,7 +1603,7 @@
           <w:sz w:val="16"/>
         </w:rPr>
         <w:tab/>
-        <w:t>Pasos 5–6 de 12</w:t>
+        <w:t>Paso 5 de 12</w:t>
       </w:r>
     </w:p>
     <w:tbl>
@@ -1464,16 +1620,15 @@
         <w:tblLook w:firstColumn="1" w:firstRow="1" w:lastColumn="0" w:lastRow="0" w:noHBand="0" w:noVBand="1" w:val="04A0"/>
       </w:tblPr>
       <w:tblGrid>
-        <w:gridCol w:w="7852"/>
-        <w:gridCol w:w="7852"/>
+        <w:gridCol w:w="10772"/>
       </w:tblGrid>
       <w:tr>
         <w:trPr>
-          <w:trHeight w:val="10148" w:hRule="exact"/>
+          <w:trHeight w:val="15080" w:hRule="exact"/>
         </w:trPr>
         <w:tc>
           <w:tcPr>
-            <w:tcW w:type="dxa" w:w="7710"/>
+            <w:tcW w:type="dxa" w:w="10772"/>
             <w:vAlign w:val="top"/>
           </w:tcPr>
           <w:p>
@@ -1490,7 +1645,7 @@
               </w:rPr>
               <w:drawing>
                 <wp:inline xmlns:a="http://schemas.openxmlformats.org/drawingml/2006/main" xmlns:pic="http://schemas.openxmlformats.org/drawingml/2006/picture">
-                  <wp:extent cx="3081701" cy="5478580"/>
+                  <wp:extent cx="4697718" cy="8351499"/>
                   <wp:docPr id="5" name="Picture 5"/>
                   <wp:cNvGraphicFramePr>
                     <a:graphicFrameLocks noChangeAspect="1"/>
@@ -1511,7 +1666,7 @@
                         <pic:spPr>
                           <a:xfrm>
                             <a:off x="0" y="0"/>
-                            <a:ext cx="3081701" cy="5478580"/>
+                            <a:ext cx="4697718" cy="8351499"/>
                           </a:xfrm>
                           <a:prstGeom prst="rect"/>
                         </pic:spPr>
@@ -1524,50 +1679,113 @@
           </w:p>
           <w:p>
             <w:pPr>
-              <w:spacing w:before="0" w:after="20" w:line="204" w:lineRule="exact"/>
+              <w:spacing w:before="0" w:after="20" w:line="216" w:lineRule="exact"/>
             </w:pPr>
             <w:r>
               <w:rPr>
                 <w:b w:val="0"/>
                 <w:i w:val="0"/>
                 <w:color w:val="666666"/>
-                <w:sz w:val="17"/>
+                <w:sz w:val="18"/>
               </w:rPr>
               <w:t>PASO 5 · POSICIONAMIENTO · 01:55</w:t>
             </w:r>
           </w:p>
           <w:p>
             <w:pPr>
-              <w:spacing w:before="0" w:after="20" w:line="312" w:lineRule="exact"/>
+              <w:spacing w:before="0" w:after="20" w:line="360" w:lineRule="exact"/>
             </w:pPr>
             <w:r>
               <w:rPr>
                 <w:b/>
                 <w:i w:val="0"/>
                 <w:color w:val="111111"/>
-                <w:sz w:val="26"/>
+                <w:sz w:val="30"/>
               </w:rPr>
               <w:t>Subir la camilla con aceleración</w:t>
             </w:r>
           </w:p>
           <w:p>
             <w:pPr>
-              <w:spacing w:before="0" w:after="0" w:line="252" w:lineRule="exact"/>
+              <w:spacing w:before="0" w:after="0" w:line="276" w:lineRule="exact"/>
             </w:pPr>
             <w:r>
               <w:rPr>
                 <w:b w:val="0"/>
                 <w:i w:val="0"/>
                 <w:color w:val="222222"/>
-                <w:sz w:val="21"/>
+                <w:sz w:val="23"/>
               </w:rPr>
               <w:t>Se presiona el botón superior para elevar la camilla, utilizando el botón central para acelerar el movimiento, visible con iluminación azul.</w:t>
             </w:r>
           </w:p>
         </w:tc>
+      </w:tr>
+    </w:tbl>
+    <w:p>
+      <w:pPr>
+        <w:sectPr>
+          <w:pgSz w:w="11906" w:h="16838"/>
+          <w:pgMar w:top="567" w:right="567" w:bottom="567" w:left="567" w:header="283" w:footer="283" w:gutter="0"/>
+          <w:cols w:space="720"/>
+          <w:docGrid w:linePitch="360"/>
+        </w:sectPr>
+      </w:pPr>
+    </w:p>
+    <w:p>
+      <w:pPr>
+        <w:pageBreakBefore w:val="0"/>
+        <w:pBdr>
+          <w:bottom w:val="single" w:sz="4" w:space="2" w:color="BBBBBB"/>
+        </w:pBdr>
+        <w:tabs>
+          <w:tab w:pos="10772" w:val="right"/>
+        </w:tabs>
+        <w:spacing w:before="0" w:after="80" w:line="192" w:lineRule="exact"/>
+      </w:pPr>
+      <w:r>
+        <w:rPr>
+          <w:b w:val="0"/>
+          <w:i w:val="0"/>
+          <w:color w:val="666666"/>
+          <w:sz w:val="16"/>
+        </w:rPr>
+        <w:t>Operacion y control de tomografo Canon</w:t>
+      </w:r>
+      <w:r>
+        <w:rPr>
+          <w:b w:val="0"/>
+          <w:i w:val="0"/>
+          <w:color w:val="666666"/>
+          <w:sz w:val="16"/>
+        </w:rPr>
+        <w:tab/>
+        <w:t>Paso 6 de 12</w:t>
+      </w:r>
+    </w:p>
+    <w:tbl>
+      <w:tblPr>
+        <w:tblW w:type="auto" w:w="0"/>
+        <w:jc w:val="center"/>
+        <w:tblLayout w:type="fixed"/>
+        <w:tblCellMar>
+          <w:top w:w="28" w:type="dxa"/>
+          <w:left w:w="85" w:type="dxa"/>
+          <w:bottom w:w="0" w:type="dxa"/>
+          <w:right w:w="85" w:type="dxa"/>
+        </w:tblCellMar>
+        <w:tblLook w:firstColumn="1" w:firstRow="1" w:lastColumn="0" w:lastRow="0" w:noHBand="0" w:noVBand="1" w:val="04A0"/>
+      </w:tblPr>
+      <w:tblGrid>
+        <w:gridCol w:w="10772"/>
+      </w:tblGrid>
+      <w:tr>
+        <w:trPr>
+          <w:trHeight w:val="15080" w:hRule="exact"/>
+        </w:trPr>
         <w:tc>
           <w:tcPr>
-            <w:tcW w:type="dxa" w:w="7710"/>
+            <w:tcW w:type="dxa" w:w="10772"/>
             <w:vAlign w:val="top"/>
           </w:tcPr>
           <w:p>
@@ -1584,7 +1802,7 @@
               </w:rPr>
               <w:drawing>
                 <wp:inline xmlns:a="http://schemas.openxmlformats.org/drawingml/2006/main" xmlns:pic="http://schemas.openxmlformats.org/drawingml/2006/picture">
-                  <wp:extent cx="3081701" cy="5478580"/>
+                  <wp:extent cx="4697718" cy="8351499"/>
                   <wp:docPr id="6" name="Picture 6"/>
                   <wp:cNvGraphicFramePr>
                     <a:graphicFrameLocks noChangeAspect="1"/>
@@ -1605,7 +1823,7 @@
                         <pic:spPr>
                           <a:xfrm>
                             <a:off x="0" y="0"/>
-                            <a:ext cx="3081701" cy="5478580"/>
+                            <a:ext cx="4697718" cy="8351499"/>
                           </a:xfrm>
                           <a:prstGeom prst="rect"/>
                         </pic:spPr>
@@ -1618,42 +1836,42 @@
           </w:p>
           <w:p>
             <w:pPr>
-              <w:spacing w:before="0" w:after="20" w:line="204" w:lineRule="exact"/>
+              <w:spacing w:before="0" w:after="20" w:line="216" w:lineRule="exact"/>
             </w:pPr>
             <w:r>
               <w:rPr>
                 <w:b w:val="0"/>
                 <w:i w:val="0"/>
                 <w:color w:val="666666"/>
-                <w:sz w:val="17"/>
+                <w:sz w:val="18"/>
               </w:rPr>
               <w:t>PASO 6 · POSICIONAMIENTO · 02:04</w:t>
             </w:r>
           </w:p>
           <w:p>
             <w:pPr>
-              <w:spacing w:before="0" w:after="20" w:line="312" w:lineRule="exact"/>
+              <w:spacing w:before="0" w:after="20" w:line="360" w:lineRule="exact"/>
             </w:pPr>
             <w:r>
               <w:rPr>
                 <w:b/>
                 <w:i w:val="0"/>
                 <w:color w:val="111111"/>
-                <w:sz w:val="26"/>
+                <w:sz w:val="30"/>
               </w:rPr>
               <w:t>Habilitación de botón de entrada</w:t>
             </w:r>
           </w:p>
           <w:p>
             <w:pPr>
-              <w:spacing w:before="0" w:after="0" w:line="252" w:lineRule="exact"/>
+              <w:spacing w:before="0" w:after="0" w:line="276" w:lineRule="exact"/>
             </w:pPr>
             <w:r>
               <w:rPr>
                 <w:b w:val="0"/>
                 <w:i w:val="0"/>
                 <w:color w:val="222222"/>
-                <w:sz w:val="21"/>
+                <w:sz w:val="23"/>
               </w:rPr>
               <w:t>El botón para introducir la camilla se habilita automáticamente solo cuando la altura de la camilla supera la posición de seguridad de cero. En pantalla se lee +65.0, +1135.5 y 0.0.</w:t>
             </w:r>
@@ -1663,12 +1881,22 @@
     </w:tbl>
     <w:p>
       <w:pPr>
-        <w:pageBreakBefore/>
+        <w:sectPr>
+          <w:pgSz w:w="11906" w:h="16838"/>
+          <w:pgMar w:top="567" w:right="567" w:bottom="567" w:left="567" w:header="283" w:footer="283" w:gutter="0"/>
+          <w:cols w:space="720"/>
+          <w:docGrid w:linePitch="360"/>
+        </w:sectPr>
+      </w:pPr>
+    </w:p>
+    <w:p>
+      <w:pPr>
+        <w:pageBreakBefore w:val="0"/>
         <w:pBdr>
           <w:bottom w:val="single" w:sz="4" w:space="2" w:color="BBBBBB"/>
         </w:pBdr>
         <w:tabs>
-          <w:tab w:pos="15704" w:val="right"/>
+          <w:tab w:pos="10772" w:val="right"/>
         </w:tabs>
         <w:spacing w:before="0" w:after="80" w:line="192" w:lineRule="exact"/>
       </w:pPr>
@@ -1689,7 +1917,7 @@
           <w:sz w:val="16"/>
         </w:rPr>
         <w:tab/>
-        <w:t>Pasos 7–8 de 12</w:t>
+        <w:t>Paso 7 de 12</w:t>
       </w:r>
     </w:p>
     <w:tbl>
@@ -1706,16 +1934,15 @@
         <w:tblLook w:firstColumn="1" w:firstRow="1" w:lastColumn="0" w:lastRow="0" w:noHBand="0" w:noVBand="1" w:val="04A0"/>
       </w:tblPr>
       <w:tblGrid>
-        <w:gridCol w:w="7852"/>
-        <w:gridCol w:w="7852"/>
+        <w:gridCol w:w="10772"/>
       </w:tblGrid>
       <w:tr>
         <w:trPr>
-          <w:trHeight w:val="10148" w:hRule="exact"/>
+          <w:trHeight w:val="15080" w:hRule="exact"/>
         </w:trPr>
         <w:tc>
           <w:tcPr>
-            <w:tcW w:type="dxa" w:w="7710"/>
+            <w:tcW w:type="dxa" w:w="10772"/>
             <w:vAlign w:val="top"/>
           </w:tcPr>
           <w:p>
@@ -1732,7 +1959,7 @@
               </w:rPr>
               <w:drawing>
                 <wp:inline xmlns:a="http://schemas.openxmlformats.org/drawingml/2006/main" xmlns:pic="http://schemas.openxmlformats.org/drawingml/2006/picture">
-                  <wp:extent cx="3081701" cy="5478580"/>
+                  <wp:extent cx="4697718" cy="8351499"/>
                   <wp:docPr id="7" name="Picture 7"/>
                   <wp:cNvGraphicFramePr>
                     <a:graphicFrameLocks noChangeAspect="1"/>
@@ -1753,7 +1980,7 @@
                         <pic:spPr>
                           <a:xfrm>
                             <a:off x="0" y="0"/>
-                            <a:ext cx="3081701" cy="5478580"/>
+                            <a:ext cx="4697718" cy="8351499"/>
                           </a:xfrm>
                           <a:prstGeom prst="rect"/>
                         </pic:spPr>
@@ -1766,50 +1993,113 @@
           </w:p>
           <w:p>
             <w:pPr>
-              <w:spacing w:before="0" w:after="20" w:line="204" w:lineRule="exact"/>
+              <w:spacing w:before="0" w:after="20" w:line="216" w:lineRule="exact"/>
             </w:pPr>
             <w:r>
               <w:rPr>
                 <w:b w:val="0"/>
                 <w:i w:val="0"/>
                 <w:color w:val="666666"/>
-                <w:sz w:val="17"/>
+                <w:sz w:val="18"/>
               </w:rPr>
               <w:t>PASO 7 · POSICIONAMIENTO · 02:10</w:t>
             </w:r>
           </w:p>
           <w:p>
             <w:pPr>
-              <w:spacing w:before="0" w:after="20" w:line="312" w:lineRule="exact"/>
+              <w:spacing w:before="0" w:after="20" w:line="360" w:lineRule="exact"/>
             </w:pPr>
             <w:r>
               <w:rPr>
                 <w:b/>
                 <w:i w:val="0"/>
                 <w:color w:val="111111"/>
-                <w:sz w:val="26"/>
+                <w:sz w:val="30"/>
               </w:rPr>
               <w:t>Prevención de colisiones de camilla</w:t>
             </w:r>
           </w:p>
           <w:p>
             <w:pPr>
-              <w:spacing w:before="0" w:after="0" w:line="252" w:lineRule="exact"/>
+              <w:spacing w:before="0" w:after="0" w:line="276" w:lineRule="exact"/>
             </w:pPr>
             <w:r>
               <w:rPr>
                 <w:b w:val="0"/>
                 <w:i w:val="0"/>
                 <w:color w:val="222222"/>
-                <w:sz w:val="21"/>
+                <w:sz w:val="23"/>
               </w:rPr>
               <w:t>El sistema desactiva el ingreso de la camilla si está muy baja para evitar colisiones físicas con la estructura del gantry. En pantalla se muestra un valor negativo de -53.0.</w:t>
             </w:r>
           </w:p>
         </w:tc>
+      </w:tr>
+    </w:tbl>
+    <w:p>
+      <w:pPr>
+        <w:sectPr>
+          <w:pgSz w:w="11906" w:h="16838"/>
+          <w:pgMar w:top="567" w:right="567" w:bottom="567" w:left="567" w:header="283" w:footer="283" w:gutter="0"/>
+          <w:cols w:space="720"/>
+          <w:docGrid w:linePitch="360"/>
+        </w:sectPr>
+      </w:pPr>
+    </w:p>
+    <w:p>
+      <w:pPr>
+        <w:pageBreakBefore w:val="0"/>
+        <w:pBdr>
+          <w:bottom w:val="single" w:sz="4" w:space="2" w:color="BBBBBB"/>
+        </w:pBdr>
+        <w:tabs>
+          <w:tab w:pos="10772" w:val="right"/>
+        </w:tabs>
+        <w:spacing w:before="0" w:after="80" w:line="192" w:lineRule="exact"/>
+      </w:pPr>
+      <w:r>
+        <w:rPr>
+          <w:b w:val="0"/>
+          <w:i w:val="0"/>
+          <w:color w:val="666666"/>
+          <w:sz w:val="16"/>
+        </w:rPr>
+        <w:t>Operacion y control de tomografo Canon</w:t>
+      </w:r>
+      <w:r>
+        <w:rPr>
+          <w:b w:val="0"/>
+          <w:i w:val="0"/>
+          <w:color w:val="666666"/>
+          <w:sz w:val="16"/>
+        </w:rPr>
+        <w:tab/>
+        <w:t>Paso 8 de 12</w:t>
+      </w:r>
+    </w:p>
+    <w:tbl>
+      <w:tblPr>
+        <w:tblW w:type="auto" w:w="0"/>
+        <w:jc w:val="center"/>
+        <w:tblLayout w:type="fixed"/>
+        <w:tblCellMar>
+          <w:top w:w="28" w:type="dxa"/>
+          <w:left w:w="85" w:type="dxa"/>
+          <w:bottom w:w="0" w:type="dxa"/>
+          <w:right w:w="85" w:type="dxa"/>
+        </w:tblCellMar>
+        <w:tblLook w:firstColumn="1" w:firstRow="1" w:lastColumn="0" w:lastRow="0" w:noHBand="0" w:noVBand="1" w:val="04A0"/>
+      </w:tblPr>
+      <w:tblGrid>
+        <w:gridCol w:w="10772"/>
+      </w:tblGrid>
+      <w:tr>
+        <w:trPr>
+          <w:trHeight w:val="15080" w:hRule="exact"/>
+        </w:trPr>
         <w:tc>
           <w:tcPr>
-            <w:tcW w:type="dxa" w:w="7710"/>
+            <w:tcW w:type="dxa" w:w="10772"/>
             <w:vAlign w:val="top"/>
           </w:tcPr>
           <w:p>
@@ -1826,7 +2116,7 @@
               </w:rPr>
               <w:drawing>
                 <wp:inline xmlns:a="http://schemas.openxmlformats.org/drawingml/2006/main" xmlns:pic="http://schemas.openxmlformats.org/drawingml/2006/picture">
-                  <wp:extent cx="3081701" cy="5478580"/>
+                  <wp:extent cx="4697718" cy="8351499"/>
                   <wp:docPr id="8" name="Picture 8"/>
                   <wp:cNvGraphicFramePr>
                     <a:graphicFrameLocks noChangeAspect="1"/>
@@ -1847,7 +2137,7 @@
                         <pic:spPr>
                           <a:xfrm>
                             <a:off x="0" y="0"/>
-                            <a:ext cx="3081701" cy="5478580"/>
+                            <a:ext cx="4697718" cy="8351499"/>
                           </a:xfrm>
                           <a:prstGeom prst="rect"/>
                         </pic:spPr>
@@ -1860,42 +2150,42 @@
           </w:p>
           <w:p>
             <w:pPr>
-              <w:spacing w:before="0" w:after="20" w:line="204" w:lineRule="exact"/>
+              <w:spacing w:before="0" w:after="20" w:line="216" w:lineRule="exact"/>
             </w:pPr>
             <w:r>
               <w:rPr>
                 <w:b w:val="0"/>
                 <w:i w:val="0"/>
                 <w:color w:val="666666"/>
-                <w:sz w:val="17"/>
+                <w:sz w:val="18"/>
               </w:rPr>
               <w:t>PASO 8 · POSICIONAMIENTO · 02:35</w:t>
             </w:r>
           </w:p>
           <w:p>
             <w:pPr>
-              <w:spacing w:before="0" w:after="20" w:line="312" w:lineRule="exact"/>
+              <w:spacing w:before="0" w:after="20" w:line="360" w:lineRule="exact"/>
             </w:pPr>
             <w:r>
               <w:rPr>
                 <w:b/>
                 <w:i w:val="0"/>
                 <w:color w:val="111111"/>
-                <w:sz w:val="26"/>
+                <w:sz w:val="30"/>
               </w:rPr>
               <w:t>Uso del láser externo</w:t>
             </w:r>
           </w:p>
           <w:p>
             <w:pPr>
-              <w:spacing w:before="0" w:after="0" w:line="252" w:lineRule="exact"/>
+              <w:spacing w:before="0" w:after="0" w:line="276" w:lineRule="exact"/>
             </w:pPr>
             <w:r>
               <w:rPr>
                 <w:b w:val="0"/>
                 <w:i w:val="0"/>
                 <w:color w:val="222222"/>
-                <w:sz w:val="21"/>
+                <w:sz w:val="23"/>
               </w:rPr>
               <w:t>Se activa el láser externo de posicionamiento rojo para la alineación inicial del paciente, proyectando una cruz sobre la cubierta del gantry.</w:t>
             </w:r>
@@ -1905,12 +2195,22 @@
     </w:tbl>
     <w:p>
       <w:pPr>
-        <w:pageBreakBefore/>
+        <w:sectPr>
+          <w:pgSz w:w="11906" w:h="16838"/>
+          <w:pgMar w:top="567" w:right="567" w:bottom="567" w:left="567" w:header="283" w:footer="283" w:gutter="0"/>
+          <w:cols w:space="720"/>
+          <w:docGrid w:linePitch="360"/>
+        </w:sectPr>
+      </w:pPr>
+    </w:p>
+    <w:p>
+      <w:pPr>
+        <w:pageBreakBefore w:val="0"/>
         <w:pBdr>
           <w:bottom w:val="single" w:sz="4" w:space="2" w:color="BBBBBB"/>
         </w:pBdr>
         <w:tabs>
-          <w:tab w:pos="15704" w:val="right"/>
+          <w:tab w:pos="10772" w:val="right"/>
         </w:tabs>
         <w:spacing w:before="0" w:after="80" w:line="192" w:lineRule="exact"/>
       </w:pPr>
@@ -1931,7 +2231,7 @@
           <w:sz w:val="16"/>
         </w:rPr>
         <w:tab/>
-        <w:t>Pasos 9–10 de 12</w:t>
+        <w:t>Paso 9 de 12</w:t>
       </w:r>
     </w:p>
     <w:tbl>
@@ -1948,16 +2248,15 @@
         <w:tblLook w:firstColumn="1" w:firstRow="1" w:lastColumn="0" w:lastRow="0" w:noHBand="0" w:noVBand="1" w:val="04A0"/>
       </w:tblPr>
       <w:tblGrid>
-        <w:gridCol w:w="7852"/>
-        <w:gridCol w:w="7852"/>
+        <w:gridCol w:w="10772"/>
       </w:tblGrid>
       <w:tr>
         <w:trPr>
-          <w:trHeight w:val="10148" w:hRule="exact"/>
+          <w:trHeight w:val="15080" w:hRule="exact"/>
         </w:trPr>
         <w:tc>
           <w:tcPr>
-            <w:tcW w:type="dxa" w:w="7710"/>
+            <w:tcW w:type="dxa" w:w="10772"/>
             <w:vAlign w:val="top"/>
           </w:tcPr>
           <w:p>
@@ -1974,7 +2273,7 @@
               </w:rPr>
               <w:drawing>
                 <wp:inline xmlns:a="http://schemas.openxmlformats.org/drawingml/2006/main" xmlns:pic="http://schemas.openxmlformats.org/drawingml/2006/picture">
-                  <wp:extent cx="3081701" cy="5478580"/>
+                  <wp:extent cx="4697718" cy="8351499"/>
                   <wp:docPr id="9" name="Picture 9"/>
                   <wp:cNvGraphicFramePr>
                     <a:graphicFrameLocks noChangeAspect="1"/>
@@ -1995,7 +2294,7 @@
                         <pic:spPr>
                           <a:xfrm>
                             <a:off x="0" y="0"/>
-                            <a:ext cx="3081701" cy="5478580"/>
+                            <a:ext cx="4697718" cy="8351499"/>
                           </a:xfrm>
                           <a:prstGeom prst="rect"/>
                         </pic:spPr>
@@ -2008,50 +2307,113 @@
           </w:p>
           <w:p>
             <w:pPr>
-              <w:spacing w:before="0" w:after="20" w:line="204" w:lineRule="exact"/>
+              <w:spacing w:before="0" w:after="20" w:line="216" w:lineRule="exact"/>
             </w:pPr>
             <w:r>
               <w:rPr>
                 <w:b w:val="0"/>
                 <w:i w:val="0"/>
                 <w:color w:val="666666"/>
-                <w:sz w:val="17"/>
+                <w:sz w:val="18"/>
               </w:rPr>
               <w:t>PASO 9 · POSICIONAMIENTO · 02:51</w:t>
             </w:r>
           </w:p>
           <w:p>
             <w:pPr>
-              <w:spacing w:before="0" w:after="20" w:line="312" w:lineRule="exact"/>
+              <w:spacing w:before="0" w:after="20" w:line="360" w:lineRule="exact"/>
             </w:pPr>
             <w:r>
               <w:rPr>
                 <w:b/>
                 <w:i w:val="0"/>
                 <w:color w:val="111111"/>
-                <w:sz w:val="26"/>
+                <w:sz w:val="30"/>
               </w:rPr>
               <w:t>Botón cero para el isocentro</w:t>
             </w:r>
           </w:p>
           <w:p>
             <w:pPr>
-              <w:spacing w:before="0" w:after="0" w:line="252" w:lineRule="exact"/>
+              <w:spacing w:before="0" w:after="0" w:line="276" w:lineRule="exact"/>
             </w:pPr>
             <w:r>
               <w:rPr>
                 <w:b w:val="0"/>
                 <w:i w:val="0"/>
                 <w:color w:val="222222"/>
-                <w:sz w:val="21"/>
+                <w:sz w:val="23"/>
               </w:rPr>
               <w:t>El botón con dos flechas horizontales y un cero central (o flechas opuestas) establece la coordenada cero directamente en el isocentro del gantry.</w:t>
             </w:r>
           </w:p>
         </w:tc>
+      </w:tr>
+    </w:tbl>
+    <w:p>
+      <w:pPr>
+        <w:sectPr>
+          <w:pgSz w:w="11906" w:h="16838"/>
+          <w:pgMar w:top="567" w:right="567" w:bottom="567" w:left="567" w:header="283" w:footer="283" w:gutter="0"/>
+          <w:cols w:space="720"/>
+          <w:docGrid w:linePitch="360"/>
+        </w:sectPr>
+      </w:pPr>
+    </w:p>
+    <w:p>
+      <w:pPr>
+        <w:pageBreakBefore w:val="0"/>
+        <w:pBdr>
+          <w:bottom w:val="single" w:sz="4" w:space="2" w:color="BBBBBB"/>
+        </w:pBdr>
+        <w:tabs>
+          <w:tab w:pos="10772" w:val="right"/>
+        </w:tabs>
+        <w:spacing w:before="0" w:after="80" w:line="192" w:lineRule="exact"/>
+      </w:pPr>
+      <w:r>
+        <w:rPr>
+          <w:b w:val="0"/>
+          <w:i w:val="0"/>
+          <w:color w:val="666666"/>
+          <w:sz w:val="16"/>
+        </w:rPr>
+        <w:t>Operacion y control de tomografo Canon</w:t>
+      </w:r>
+      <w:r>
+        <w:rPr>
+          <w:b w:val="0"/>
+          <w:i w:val="0"/>
+          <w:color w:val="666666"/>
+          <w:sz w:val="16"/>
+        </w:rPr>
+        <w:tab/>
+        <w:t>Paso 10 de 12</w:t>
+      </w:r>
+    </w:p>
+    <w:tbl>
+      <w:tblPr>
+        <w:tblW w:type="auto" w:w="0"/>
+        <w:jc w:val="center"/>
+        <w:tblLayout w:type="fixed"/>
+        <w:tblCellMar>
+          <w:top w:w="28" w:type="dxa"/>
+          <w:left w:w="85" w:type="dxa"/>
+          <w:bottom w:w="0" w:type="dxa"/>
+          <w:right w:w="85" w:type="dxa"/>
+        </w:tblCellMar>
+        <w:tblLook w:firstColumn="1" w:firstRow="1" w:lastColumn="0" w:lastRow="0" w:noHBand="0" w:noVBand="1" w:val="04A0"/>
+      </w:tblPr>
+      <w:tblGrid>
+        <w:gridCol w:w="10772"/>
+      </w:tblGrid>
+      <w:tr>
+        <w:trPr>
+          <w:trHeight w:val="15080" w:hRule="exact"/>
+        </w:trPr>
         <w:tc>
           <w:tcPr>
-            <w:tcW w:type="dxa" w:w="7710"/>
+            <w:tcW w:type="dxa" w:w="10772"/>
             <w:vAlign w:val="top"/>
           </w:tcPr>
           <w:p>
@@ -2068,7 +2430,7 @@
               </w:rPr>
               <w:drawing>
                 <wp:inline xmlns:a="http://schemas.openxmlformats.org/drawingml/2006/main" xmlns:pic="http://schemas.openxmlformats.org/drawingml/2006/picture">
-                  <wp:extent cx="3081701" cy="5478580"/>
+                  <wp:extent cx="4697718" cy="8351499"/>
                   <wp:docPr id="10" name="Picture 10"/>
                   <wp:cNvGraphicFramePr>
                     <a:graphicFrameLocks noChangeAspect="1"/>
@@ -2089,7 +2451,7 @@
                         <pic:spPr>
                           <a:xfrm>
                             <a:off x="0" y="0"/>
-                            <a:ext cx="3081701" cy="5478580"/>
+                            <a:ext cx="4697718" cy="8351499"/>
                           </a:xfrm>
                           <a:prstGeom prst="rect"/>
                         </pic:spPr>
@@ -2102,42 +2464,42 @@
           </w:p>
           <w:p>
             <w:pPr>
-              <w:spacing w:before="0" w:after="20" w:line="204" w:lineRule="exact"/>
+              <w:spacing w:before="0" w:after="20" w:line="216" w:lineRule="exact"/>
             </w:pPr>
             <w:r>
               <w:rPr>
                 <w:b w:val="0"/>
                 <w:i w:val="0"/>
                 <w:color w:val="666666"/>
-                <w:sz w:val="17"/>
+                <w:sz w:val="18"/>
               </w:rPr>
               <w:t>PASO 10 · POSICIONAMIENTO · 03:51</w:t>
             </w:r>
           </w:p>
           <w:p>
             <w:pPr>
-              <w:spacing w:before="0" w:after="20" w:line="312" w:lineRule="exact"/>
+              <w:spacing w:before="0" w:after="20" w:line="360" w:lineRule="exact"/>
             </w:pPr>
             <w:r>
               <w:rPr>
                 <w:b/>
                 <w:i w:val="0"/>
                 <w:color w:val="111111"/>
-                <w:sz w:val="26"/>
+                <w:sz w:val="30"/>
               </w:rPr>
               <w:t>Botón cero para el láser externo</w:t>
             </w:r>
           </w:p>
           <w:p>
             <w:pPr>
-              <w:spacing w:before="0" w:after="0" w:line="252" w:lineRule="exact"/>
+              <w:spacing w:before="0" w:after="0" w:line="276" w:lineRule="exact"/>
             </w:pPr>
             <w:r>
               <w:rPr>
                 <w:b w:val="0"/>
                 <w:i w:val="0"/>
                 <w:color w:val="222222"/>
-                <w:sz w:val="21"/>
+                <w:sz w:val="23"/>
               </w:rPr>
               <w:t>El botón con el símbolo de cero y una flecha horizontal izquierda sirve para realizar el centrado en la posición del láser externo.</w:t>
             </w:r>
@@ -2147,12 +2509,22 @@
     </w:tbl>
     <w:p>
       <w:pPr>
-        <w:pageBreakBefore/>
+        <w:sectPr>
+          <w:pgSz w:w="11906" w:h="16838"/>
+          <w:pgMar w:top="567" w:right="567" w:bottom="567" w:left="567" w:header="283" w:footer="283" w:gutter="0"/>
+          <w:cols w:space="720"/>
+          <w:docGrid w:linePitch="360"/>
+        </w:sectPr>
+      </w:pPr>
+    </w:p>
+    <w:p>
+      <w:pPr>
+        <w:pageBreakBefore w:val="0"/>
         <w:pBdr>
           <w:bottom w:val="single" w:sz="4" w:space="2" w:color="BBBBBB"/>
         </w:pBdr>
         <w:tabs>
-          <w:tab w:pos="15704" w:val="right"/>
+          <w:tab w:pos="10772" w:val="right"/>
         </w:tabs>
         <w:spacing w:before="0" w:after="80" w:line="192" w:lineRule="exact"/>
       </w:pPr>
@@ -2173,7 +2545,7 @@
           <w:sz w:val="16"/>
         </w:rPr>
         <w:tab/>
-        <w:t>Pasos 11–12 de 12</w:t>
+        <w:t>Paso 11 de 12</w:t>
       </w:r>
     </w:p>
     <w:tbl>
@@ -2190,16 +2562,15 @@
         <w:tblLook w:firstColumn="1" w:firstRow="1" w:lastColumn="0" w:lastRow="0" w:noHBand="0" w:noVBand="1" w:val="04A0"/>
       </w:tblPr>
       <w:tblGrid>
-        <w:gridCol w:w="7852"/>
-        <w:gridCol w:w="7852"/>
+        <w:gridCol w:w="10772"/>
       </w:tblGrid>
       <w:tr>
         <w:trPr>
-          <w:trHeight w:val="10148" w:hRule="exact"/>
+          <w:trHeight w:val="15080" w:hRule="exact"/>
         </w:trPr>
         <w:tc>
           <w:tcPr>
-            <w:tcW w:type="dxa" w:w="7710"/>
+            <w:tcW w:type="dxa" w:w="10772"/>
             <w:vAlign w:val="top"/>
           </w:tcPr>
           <w:p>
@@ -2216,7 +2587,7 @@
               </w:rPr>
               <w:drawing>
                 <wp:inline xmlns:a="http://schemas.openxmlformats.org/drawingml/2006/main" xmlns:pic="http://schemas.openxmlformats.org/drawingml/2006/picture">
-                  <wp:extent cx="3081701" cy="5478580"/>
+                  <wp:extent cx="4697718" cy="8351499"/>
                   <wp:docPr id="11" name="Picture 11"/>
                   <wp:cNvGraphicFramePr>
                     <a:graphicFrameLocks noChangeAspect="1"/>
@@ -2237,7 +2608,7 @@
                         <pic:spPr>
                           <a:xfrm>
                             <a:off x="0" y="0"/>
-                            <a:ext cx="3081701" cy="5478580"/>
+                            <a:ext cx="4697718" cy="8351499"/>
                           </a:xfrm>
                           <a:prstGeom prst="rect"/>
                         </pic:spPr>
@@ -2250,50 +2621,113 @@
           </w:p>
           <w:p>
             <w:pPr>
-              <w:spacing w:before="0" w:after="20" w:line="204" w:lineRule="exact"/>
+              <w:spacing w:before="0" w:after="20" w:line="216" w:lineRule="exact"/>
             </w:pPr>
             <w:r>
               <w:rPr>
                 <w:b w:val="0"/>
                 <w:i w:val="0"/>
                 <w:color w:val="666666"/>
-                <w:sz w:val="17"/>
+                <w:sz w:val="18"/>
               </w:rPr>
               <w:t>PASO 11 · POSICIONAMIENTO · 04:01</w:t>
             </w:r>
           </w:p>
           <w:p>
             <w:pPr>
-              <w:spacing w:before="0" w:after="20" w:line="312" w:lineRule="exact"/>
+              <w:spacing w:before="0" w:after="20" w:line="360" w:lineRule="exact"/>
             </w:pPr>
             <w:r>
               <w:rPr>
                 <w:b/>
                 <w:i w:val="0"/>
                 <w:color w:val="111111"/>
-                <w:sz w:val="26"/>
+                <w:sz w:val="30"/>
               </w:rPr>
               <w:t>Llevar la camilla al isocentro</w:t>
             </w:r>
           </w:p>
           <w:p>
             <w:pPr>
-              <w:spacing w:before="0" w:after="0" w:line="252" w:lineRule="exact"/>
+              <w:spacing w:before="0" w:after="0" w:line="276" w:lineRule="exact"/>
             </w:pPr>
             <w:r>
               <w:rPr>
                 <w:b w:val="0"/>
                 <w:i w:val="0"/>
                 <w:color w:val="222222"/>
-                <w:sz w:val="21"/>
+                <w:sz w:val="23"/>
               </w:rPr>
               <w:t>Para desplazar la camilla al isocentro, se debe mantener presionado de forma continua el botón de movimiento automático sin soltarlo.</w:t>
             </w:r>
           </w:p>
         </w:tc>
+      </w:tr>
+    </w:tbl>
+    <w:p>
+      <w:pPr>
+        <w:sectPr>
+          <w:pgSz w:w="11906" w:h="16838"/>
+          <w:pgMar w:top="567" w:right="567" w:bottom="567" w:left="567" w:header="283" w:footer="283" w:gutter="0"/>
+          <w:cols w:space="720"/>
+          <w:docGrid w:linePitch="360"/>
+        </w:sectPr>
+      </w:pPr>
+    </w:p>
+    <w:p>
+      <w:pPr>
+        <w:pageBreakBefore w:val="0"/>
+        <w:pBdr>
+          <w:bottom w:val="single" w:sz="4" w:space="2" w:color="BBBBBB"/>
+        </w:pBdr>
+        <w:tabs>
+          <w:tab w:pos="10772" w:val="right"/>
+        </w:tabs>
+        <w:spacing w:before="0" w:after="80" w:line="192" w:lineRule="exact"/>
+      </w:pPr>
+      <w:r>
+        <w:rPr>
+          <w:b w:val="0"/>
+          <w:i w:val="0"/>
+          <w:color w:val="666666"/>
+          <w:sz w:val="16"/>
+        </w:rPr>
+        <w:t>Operacion y control de tomografo Canon</w:t>
+      </w:r>
+      <w:r>
+        <w:rPr>
+          <w:b w:val="0"/>
+          <w:i w:val="0"/>
+          <w:color w:val="666666"/>
+          <w:sz w:val="16"/>
+        </w:rPr>
+        <w:tab/>
+        <w:t>Paso 12 de 12</w:t>
+      </w:r>
+    </w:p>
+    <w:tbl>
+      <w:tblPr>
+        <w:tblW w:type="auto" w:w="0"/>
+        <w:jc w:val="center"/>
+        <w:tblLayout w:type="fixed"/>
+        <w:tblCellMar>
+          <w:top w:w="28" w:type="dxa"/>
+          <w:left w:w="85" w:type="dxa"/>
+          <w:bottom w:w="0" w:type="dxa"/>
+          <w:right w:w="85" w:type="dxa"/>
+        </w:tblCellMar>
+        <w:tblLook w:firstColumn="1" w:firstRow="1" w:lastColumn="0" w:lastRow="0" w:noHBand="0" w:noVBand="1" w:val="04A0"/>
+      </w:tblPr>
+      <w:tblGrid>
+        <w:gridCol w:w="10772"/>
+      </w:tblGrid>
+      <w:tr>
+        <w:trPr>
+          <w:trHeight w:val="15080" w:hRule="exact"/>
+        </w:trPr>
         <w:tc>
           <w:tcPr>
-            <w:tcW w:type="dxa" w:w="7710"/>
+            <w:tcW w:type="dxa" w:w="10772"/>
             <w:vAlign w:val="top"/>
           </w:tcPr>
           <w:p>
@@ -2310,7 +2744,7 @@
               </w:rPr>
               <w:drawing>
                 <wp:inline xmlns:a="http://schemas.openxmlformats.org/drawingml/2006/main" xmlns:pic="http://schemas.openxmlformats.org/drawingml/2006/picture">
-                  <wp:extent cx="3081701" cy="5478580"/>
+                  <wp:extent cx="4697718" cy="8351499"/>
                   <wp:docPr id="12" name="Picture 12"/>
                   <wp:cNvGraphicFramePr>
                     <a:graphicFrameLocks noChangeAspect="1"/>
@@ -2331,7 +2765,7 @@
                         <pic:spPr>
                           <a:xfrm>
                             <a:off x="0" y="0"/>
-                            <a:ext cx="3081701" cy="5478580"/>
+                            <a:ext cx="4697718" cy="8351499"/>
                           </a:xfrm>
                           <a:prstGeom prst="rect"/>
                         </pic:spPr>
@@ -2344,42 +2778,42 @@
           </w:p>
           <w:p>
             <w:pPr>
-              <w:spacing w:before="0" w:after="20" w:line="204" w:lineRule="exact"/>
+              <w:spacing w:before="0" w:after="20" w:line="216" w:lineRule="exact"/>
             </w:pPr>
             <w:r>
               <w:rPr>
                 <w:b w:val="0"/>
                 <w:i w:val="0"/>
                 <w:color w:val="666666"/>
-                <w:sz w:val="17"/>
+                <w:sz w:val="18"/>
               </w:rPr>
               <w:t>PASO 12 · ADQUISICION DE IMAGEN · 05:14</w:t>
             </w:r>
           </w:p>
           <w:p>
             <w:pPr>
-              <w:spacing w:before="0" w:after="20" w:line="312" w:lineRule="exact"/>
+              <w:spacing w:before="0" w:after="20" w:line="360" w:lineRule="exact"/>
             </w:pPr>
             <w:r>
               <w:rPr>
                 <w:b/>
                 <w:i w:val="0"/>
                 <w:color w:val="111111"/>
-                <w:sz w:val="26"/>
+                <w:sz w:val="30"/>
               </w:rPr>
               <w:t>Centrado mecánico post-escanograma</w:t>
             </w:r>
           </w:p>
           <w:p>
             <w:pPr>
-              <w:spacing w:before="0" w:after="0" w:line="252" w:lineRule="exact"/>
+              <w:spacing w:before="0" w:after="0" w:line="276" w:lineRule="exact"/>
             </w:pPr>
             <w:r>
               <w:rPr>
                 <w:b w:val="0"/>
                 <w:i w:val="0"/>
                 <w:color w:val="222222"/>
-                <w:sz w:val="21"/>
+                <w:sz w:val="23"/>
               </w:rPr>
               <w:t>Si después del doble escanograma la camilla queda descentrada, se puede ajustar la altura e isocentro mecánicamente de forma automática. En pantalla se leen los valores de +89.0, +957.0 y 0.0.</w:t>
             </w:r>
@@ -2389,12 +2823,22 @@
     </w:tbl>
     <w:p>
       <w:pPr>
-        <w:pageBreakBefore/>
+        <w:sectPr>
+          <w:pgSz w:w="11906" w:h="16838"/>
+          <w:pgMar w:top="567" w:right="567" w:bottom="567" w:left="567" w:header="283" w:footer="283" w:gutter="0"/>
+          <w:cols w:space="720"/>
+          <w:docGrid w:linePitch="360"/>
+        </w:sectPr>
+      </w:pPr>
+    </w:p>
+    <w:p>
+      <w:pPr>
+        <w:pageBreakBefore w:val="0"/>
         <w:pBdr>
           <w:bottom w:val="single" w:sz="4" w:space="2" w:color="BBBBBB"/>
         </w:pBdr>
         <w:tabs>
-          <w:tab w:pos="15704" w:val="right"/>
+          <w:tab w:pos="10772" w:val="right"/>
         </w:tabs>
         <w:spacing w:before="0" w:after="80" w:line="192" w:lineRule="exact"/>
       </w:pPr>
@@ -3078,37 +3522,6 @@
     </w:p>
     <w:p>
       <w:pPr>
-        <w:pageBreakBefore/>
-        <w:pBdr>
-          <w:bottom w:val="single" w:sz="4" w:space="2" w:color="BBBBBB"/>
-        </w:pBdr>
-        <w:tabs>
-          <w:tab w:pos="15704" w:val="right"/>
-        </w:tabs>
-        <w:spacing w:before="0" w:after="80" w:line="192" w:lineRule="exact"/>
-      </w:pPr>
-      <w:r>
-        <w:rPr>
-          <w:b w:val="0"/>
-          <w:i w:val="0"/>
-          <w:color w:val="666666"/>
-          <w:sz w:val="16"/>
-        </w:rPr>
-        <w:t>Operacion y control de tomografo Canon</w:t>
-      </w:r>
-      <w:r>
-        <w:rPr>
-          <w:b w:val="0"/>
-          <w:i w:val="0"/>
-          <w:color w:val="666666"/>
-          <w:sz w:val="16"/>
-        </w:rPr>
-        <w:tab/>
-        <w:t>Transcripción (2 de 2)</w:t>
-      </w:r>
-    </w:p>
-    <w:p>
-      <w:pPr>
         <w:tabs>
           <w:tab w:pos="850" w:val="left"/>
         </w:tabs>
@@ -3217,6 +3630,37 @@
           <w:sz w:val="19"/>
         </w:rPr>
         <w:t>- Y pueden volver a hacer el cero en el iso centro con el otro. - Ah, ya. - Pero por lo que entiendo, ustedes solamente van a ocupar el externo, ¿ya?</w:t>
+      </w:r>
+    </w:p>
+    <w:p>
+      <w:pPr>
+        <w:pageBreakBefore/>
+        <w:pBdr>
+          <w:bottom w:val="single" w:sz="4" w:space="2" w:color="BBBBBB"/>
+        </w:pBdr>
+        <w:tabs>
+          <w:tab w:pos="10772" w:val="right"/>
+        </w:tabs>
+        <w:spacing w:before="0" w:after="80" w:line="192" w:lineRule="exact"/>
+      </w:pPr>
+      <w:r>
+        <w:rPr>
+          <w:b w:val="0"/>
+          <w:i w:val="0"/>
+          <w:color w:val="666666"/>
+          <w:sz w:val="16"/>
+        </w:rPr>
+        <w:t>Operacion y control de tomografo Canon</w:t>
+      </w:r>
+      <w:r>
+        <w:rPr>
+          <w:b w:val="0"/>
+          <w:i w:val="0"/>
+          <w:color w:val="666666"/>
+          <w:sz w:val="16"/>
+        </w:rPr>
+        <w:tab/>
+        <w:t>Transcripción (2 de 2)</w:t>
       </w:r>
     </w:p>
     <w:p>
@@ -3456,11 +3900,9 @@
       </w:r>
     </w:p>
     <w:sectPr>
-      <w:footerReference w:type="default" r:id="rId9"/>
-      <w:pgSz w:w="16838" w:h="11906" w:orient="landscape"/>
+      <w:pgSz w:w="11906" w:h="16838"/>
       <w:pgMar w:top="567" w:right="567" w:bottom="567" w:left="567" w:header="283" w:footer="283" w:gutter="0"/>
       <w:cols w:space="720"/>
-      <w:titlePg/>
       <w:docGrid w:linePitch="360"/>
     </w:sectPr>
   </w:body>
